--- a/ru/wisdom-stories/ill-gotten-money.docx
+++ b/ru/wisdom-stories/ill-gotten-money.docx
@@ -98,7 +98,7 @@
         <w:rPr>
           <w:lang/>
         </w:rPr>
-        <w:t>Я согласился. Чтобы потом не передумал, билеты купили в тот же день.</w:t>
+        <w:t xml:space="preserve">Я согласился. Чтобы я потом не передумал, мы купили билеты в тот же день.</w:t>
       </w:r>
     </w:p>
     <w:p>
